--- a/Planning_mercredi_2026-2027.docx
+++ b/Planning_mercredi_2026-2027.docx
@@ -118,7 +118,7 @@
                 <w:sz w:val="19"/>
                 <w:szCs w:val="19"/>
               </w:rPr>
-              <w:t xml:space="preserve">Saison 2026-2027   ·   38 cours   ·   129 inscriptions</w:t>
+              <w:t xml:space="preserve">Saison 2026-2027   ·   38 cours   ·   131 inscriptions</w:t>
             </w:r>
           </w:p>
         </w:tc>
@@ -761,6 +761,29 @@
                 <w:sz w:val="12"/>
                 <w:szCs w:val="12"/>
               </w:rPr>
+              <w:t xml:space="preserve">RIBEIRO FERINI Mathias</w:t>
+            </w:r>
+          </w:p>
+          <w:p>
+            <w:pPr>
+              <w:spacing w:after="0" w:before="0" w:line="120"/>
+            </w:pPr>
+            <w:r>
+              <w:rPr>
+                <w:rFonts w:ascii="Calibri" w:cs="Calibri" w:eastAsia="Calibri" w:hAnsi="Calibri"/>
+                <w:color w:val="AAAAAA"/>
+                <w:sz w:val="12"/>
+                <w:szCs w:val="12"/>
+              </w:rPr>
+              <w:t xml:space="preserve">04. </w:t>
+            </w:r>
+            <w:r>
+              <w:rPr>
+                <w:rFonts w:ascii="Calibri" w:cs="Calibri" w:eastAsia="Calibri" w:hAnsi="Calibri"/>
+                <w:color w:val="2E2E2E"/>
+                <w:sz w:val="12"/>
+                <w:szCs w:val="12"/>
+              </w:rPr>
               <w:t xml:space="preserve">VANRIE Maxence</w:t>
             </w:r>
           </w:p>
@@ -2324,6 +2347,29 @@
                 <w:sz w:val="12"/>
                 <w:szCs w:val="12"/>
               </w:rPr>
+              <w:t xml:space="preserve">RIEKELES Eva</w:t>
+            </w:r>
+          </w:p>
+          <w:p>
+            <w:pPr>
+              <w:spacing w:after="0" w:before="0" w:line="120"/>
+            </w:pPr>
+            <w:r>
+              <w:rPr>
+                <w:rFonts w:ascii="Calibri" w:cs="Calibri" w:eastAsia="Calibri" w:hAnsi="Calibri"/>
+                <w:color w:val="AAAAAA"/>
+                <w:sz w:val="12"/>
+                <w:szCs w:val="12"/>
+              </w:rPr>
+              <w:t xml:space="preserve">04. </w:t>
+            </w:r>
+            <w:r>
+              <w:rPr>
+                <w:rFonts w:ascii="Calibri" w:cs="Calibri" w:eastAsia="Calibri" w:hAnsi="Calibri"/>
+                <w:color w:val="2E2E2E"/>
+                <w:sz w:val="12"/>
+                <w:szCs w:val="12"/>
+              </w:rPr>
               <w:t xml:space="preserve">WAGNER Emilie</w:t>
             </w:r>
           </w:p>
@@ -3436,7 +3482,7 @@
                 <w:sz w:val="13"/>
                 <w:szCs w:val="13"/>
               </w:rPr>
-              <w:t xml:space="preserve">Armelle Tiokou</w:t>
+              <w:t xml:space="preserve">Jeremie Saoul</w:t>
             </w:r>
           </w:p>
           <w:p>
